--- a/data/revised_2026-10_full/outputs/v2/Biology/SS3.1_Animal_Nutrition/Biology_Animal_Nutrition_FinalExplanation_TeacherKey.docx
+++ b/data/revised_2026-10_full/outputs/v2/Biology/SS3.1_Animal_Nutrition/Biology_Animal_Nutrition_FinalExplanation_TeacherKey.docx
@@ -2814,7 +2814,7 @@
         </w:rPr>
         <w:t xml:space="preserve">© 2026 SeaVuria and ARES. This work is licensed under a </w:t>
       </w:r>
-      <w:hyperlink w:history="1" r:id="rId5zuhyy_uskpwcikc5tmxm">
+      <w:hyperlink w:history="1" r:id="rId60a1twkak_hn50i14x_9m">
         <w:r>
           <w:rPr>
             <w:rFonts w:ascii="Arial" w:cs="Arial" w:eastAsia="Arial" w:hAnsi="Arial"/>
@@ -2834,7 +2834,7 @@
         </w:rPr>
         <w:t xml:space="preserve"> (</w:t>
       </w:r>
-      <w:hyperlink w:history="1" r:id="rIdhoeimums2i93p6ylpelsi">
+      <w:hyperlink w:history="1" r:id="rId5zlj-695epiwojogg7ufa">
         <w:r>
           <w:rPr>
             <w:rFonts w:ascii="Arial" w:cs="Arial" w:eastAsia="Arial" w:hAnsi="Arial"/>
@@ -2854,7 +2854,7 @@
         </w:rPr>
         <w:t xml:space="preserve">). To view a copy of this license, visit </w:t>
       </w:r>
-      <w:hyperlink w:history="1" r:id="rId0m8fcu6zzjyucihgdxbzb">
+      <w:hyperlink w:history="1" r:id="rIdo6xyorufk0qo1una8h8u6">
         <w:r>
           <w:rPr>
             <w:rFonts w:ascii="Arial" w:cs="Arial" w:eastAsia="Arial" w:hAnsi="Arial"/>
